--- a/Lifecheq Admin/Invoicing - Lim Kok Leong - August 2026.docx
+++ b/Lifecheq Admin/Invoicing - Lim Kok Leong - August 2026.docx
@@ -1912,7 +1912,7 @@
                 <w:szCs w:val="20"/>
                 <w:rtl w:val="0"/>
               </w:rPr>
-              <w:t>LIM Kok Leong</w:t>
+              <w:t>Kok Leong Lim</w:t>
             </w:r>
             <w:r>
               <w:rPr>
@@ -2001,7 +2001,7 @@
                 <w:szCs w:val="20"/>
                 <w:rtl w:val="0"/>
               </w:rPr>
-              <w:t>RHB Bank Berhad</w:t>
+              <w:t>Wise (Wise US Inc)</w:t>
             </w:r>
             <w:r>
               <w:rPr>
@@ -2090,7 +2090,7 @@
                 <w:szCs w:val="20"/>
                 <w:rtl w:val="0"/>
               </w:rPr>
-              <w:t>21407100150515</w:t>
+              <w:t>117452291368293</w:t>
             </w:r>
             <w:r>
               <w:rPr>
@@ -2131,14 +2131,6 @@
               <w:rPr>
                 <w:b w:val="1"/>
                 <w:bCs w:val="1"/>
-                <w:rtl w:val="0"/>
-              </w:rPr>
-              <w:t xml:space="preserve">SWIFT Code</w:t>
-            </w:r>
-            <w:r>
-              <w:rPr>
-                <w:b w:val="1"/>
-                <w:bCs w:val="1"/>
                 <w:i w:val="0"/>
                 <w:iCs w:val="0"/>
                 <w:color w:val="000000"/>
@@ -2146,7 +2138,7 @@
                 <w:szCs w:val="20"/>
                 <w:rtl w:val="0"/>
               </w:rPr>
-              <w:t xml:space="preserve">:</w:t>
+              <w:t>Routing Number (ACH/wire):</w:t>
             </w:r>
             <w:r>
               <w:rPr>
@@ -2187,7 +2179,7 @@
                 <w:szCs w:val="20"/>
                 <w:rtl w:val="0"/>
               </w:rPr>
-              <w:t>RHBBMYKLXXX</w:t>
+              <w:t>084009519</w:t>
             </w:r>
             <w:r>
               <w:rPr>
@@ -2230,7 +2222,7 @@
                 <w:bCs w:val="1"/>
                 <w:rtl w:val="0"/>
               </w:rPr>
-              <w:t xml:space="preserve">Bank Address</w:t>
+              <w:t xml:space="preserve">SWIFT Code</w:t>
             </w:r>
             <w:r>
               <w:rPr>
@@ -2284,7 +2276,104 @@
                 <w:szCs w:val="20"/>
                 <w:rtl w:val="0"/>
               </w:rPr>
-              <w:t>Tower One &amp; Tower Three, RHB Centre, Jalan Tun Razak, 50400 Kuala Lumpur</w:t>
+              <w:t>TRWIUS35XXX</w:t>
+            </w:r>
+            <w:r>
+              <w:rPr>
+                <w:rtl w:val="0"/>
+              </w:rPr>
+            </w:r>
+          </w:p>
+        </w:tc>
+      </w:tr>
+      <w:tr>
+        <w:trPr>
+          <w:cantSplit w:val="0"/>
+          <w:tblHeader w:val="0"/>
+        </w:trPr>
+        <w:tc>
+          <w:tcPr>
+            <w:tcBorders>
+              <w:top w:color="bfbfbf" w:space="0" w:sz="4" w:val="single"/>
+              <w:left w:color="bfbfbf" w:space="0" w:sz="4" w:val="single"/>
+              <w:bottom w:color="bfbfbf" w:space="0" w:sz="4" w:val="single"/>
+              <w:right w:color="bfbfbf" w:space="0" w:sz="4" w:val="single"/>
+            </w:tcBorders>
+            <w:shd w:fill="f2f2f2" w:val="clear"/>
+            <w:tcMar>
+              <w:top w:w="100.0" w:type="dxa"/>
+              <w:left w:w="150.0" w:type="dxa"/>
+              <w:bottom w:w="100.0" w:type="dxa"/>
+              <w:right w:w="150.0" w:type="dxa"/>
+            </w:tcMar>
+            <w:vAlign w:val="center"/>
+          </w:tcPr>
+          <w:p>
+            <w:pPr>
+              <w:jc w:val="left"/>
+              <w:rPr/>
+            </w:pPr>
+            <w:r>
+              <w:rPr>
+                <w:b w:val="1"/>
+                <w:bCs w:val="1"/>
+                <w:rtl w:val="0"/>
+              </w:rPr>
+              <w:t xml:space="preserve">Bank Address</w:t>
+            </w:r>
+            <w:r>
+              <w:rPr>
+                <w:b w:val="1"/>
+                <w:bCs w:val="1"/>
+                <w:i w:val="0"/>
+                <w:iCs w:val="0"/>
+                <w:color w:val="000000"/>
+                <w:sz w:val="20"/>
+                <w:szCs w:val="20"/>
+                <w:rtl w:val="0"/>
+              </w:rPr>
+              <w:t xml:space="preserve">:</w:t>
+            </w:r>
+            <w:r>
+              <w:rPr>
+                <w:rtl w:val="0"/>
+              </w:rPr>
+            </w:r>
+          </w:p>
+        </w:tc>
+        <w:tc>
+          <w:tcPr>
+            <w:tcBorders>
+              <w:top w:color="bfbfbf" w:space="0" w:sz="4" w:val="single"/>
+              <w:left w:color="bfbfbf" w:space="0" w:sz="4" w:val="single"/>
+              <w:bottom w:color="bfbfbf" w:space="0" w:sz="4" w:val="single"/>
+              <w:right w:color="bfbfbf" w:space="0" w:sz="4" w:val="single"/>
+            </w:tcBorders>
+            <w:tcMar>
+              <w:top w:w="100.0" w:type="dxa"/>
+              <w:left w:w="150.0" w:type="dxa"/>
+              <w:bottom w:w="100.0" w:type="dxa"/>
+              <w:right w:w="150.0" w:type="dxa"/>
+            </w:tcMar>
+            <w:vAlign w:val="center"/>
+          </w:tcPr>
+          <w:p>
+            <w:pPr>
+              <w:jc w:val="left"/>
+              <w:rPr/>
+            </w:pPr>
+            <w:r>
+              <w:rPr>
+                <w:b w:val="0"/>
+                <w:bCs w:val="0"/>
+                <w:i w:val="0"/>
+                <w:iCs w:val="0"/>
+                <w:color w:val="000000"/>
+                <w:sz w:val="20"/>
+                <w:szCs w:val="20"/>
+                <w:rtl w:val="0"/>
+              </w:rPr>
+              <w:t>Wise US Inc, 108 W 13th St, Wilmington, DE, 19801, United States</w:t>
             </w:r>
             <w:r>
               <w:rPr>

--- a/Lifecheq Admin/Invoicing - Lim Kok Leong - August 2026.docx
+++ b/Lifecheq Admin/Invoicing - Lim Kok Leong - August 2026.docx
@@ -94,7 +94,7 @@
                 <w:szCs w:val="26"/>
                 <w:rtl w:val="0"/>
               </w:rPr>
-              <w:t>LIM Kok Leong</w:t>
+              <w:t>Kok Leong Lim</w:t>
             </w:r>
             <w:r>
               <w:rPr>
@@ -2091,95 +2091,6 @@
                 <w:rtl w:val="0"/>
               </w:rPr>
               <w:t>117452291368293</w:t>
-            </w:r>
-            <w:r>
-              <w:rPr>
-                <w:rtl w:val="0"/>
-              </w:rPr>
-            </w:r>
-          </w:p>
-        </w:tc>
-      </w:tr>
-      <w:tr>
-        <w:trPr>
-          <w:cantSplit w:val="0"/>
-          <w:tblHeader w:val="0"/>
-        </w:trPr>
-        <w:tc>
-          <w:tcPr>
-            <w:tcBorders>
-              <w:top w:color="bfbfbf" w:space="0" w:sz="4" w:val="single"/>
-              <w:left w:color="bfbfbf" w:space="0" w:sz="4" w:val="single"/>
-              <w:bottom w:color="bfbfbf" w:space="0" w:sz="4" w:val="single"/>
-              <w:right w:color="bfbfbf" w:space="0" w:sz="4" w:val="single"/>
-            </w:tcBorders>
-            <w:shd w:fill="f2f2f2" w:val="clear"/>
-            <w:tcMar>
-              <w:top w:w="100.0" w:type="dxa"/>
-              <w:left w:w="150.0" w:type="dxa"/>
-              <w:bottom w:w="100.0" w:type="dxa"/>
-              <w:right w:w="150.0" w:type="dxa"/>
-            </w:tcMar>
-            <w:vAlign w:val="center"/>
-          </w:tcPr>
-          <w:p>
-            <w:pPr>
-              <w:jc w:val="left"/>
-              <w:rPr/>
-            </w:pPr>
-            <w:r>
-              <w:rPr>
-                <w:b w:val="1"/>
-                <w:bCs w:val="1"/>
-                <w:i w:val="0"/>
-                <w:iCs w:val="0"/>
-                <w:color w:val="000000"/>
-                <w:sz w:val="20"/>
-                <w:szCs w:val="20"/>
-                <w:rtl w:val="0"/>
-              </w:rPr>
-              <w:t>Routing Number (ACH/wire):</w:t>
-            </w:r>
-            <w:r>
-              <w:rPr>
-                <w:rtl w:val="0"/>
-              </w:rPr>
-            </w:r>
-          </w:p>
-        </w:tc>
-        <w:tc>
-          <w:tcPr>
-            <w:tcBorders>
-              <w:top w:color="bfbfbf" w:space="0" w:sz="4" w:val="single"/>
-              <w:left w:color="bfbfbf" w:space="0" w:sz="4" w:val="single"/>
-              <w:bottom w:color="bfbfbf" w:space="0" w:sz="4" w:val="single"/>
-              <w:right w:color="bfbfbf" w:space="0" w:sz="4" w:val="single"/>
-            </w:tcBorders>
-            <w:tcMar>
-              <w:top w:w="100.0" w:type="dxa"/>
-              <w:left w:w="150.0" w:type="dxa"/>
-              <w:bottom w:w="100.0" w:type="dxa"/>
-              <w:right w:w="150.0" w:type="dxa"/>
-            </w:tcMar>
-            <w:vAlign w:val="center"/>
-          </w:tcPr>
-          <w:p>
-            <w:pPr>
-              <w:jc w:val="left"/>
-              <w:rPr/>
-            </w:pPr>
-            <w:r>
-              <w:rPr>
-                <w:b w:val="0"/>
-                <w:bCs w:val="0"/>
-                <w:i w:val="0"/>
-                <w:iCs w:val="0"/>
-                <w:color w:val="000000"/>
-                <w:sz w:val="20"/>
-                <w:szCs w:val="20"/>
-                <w:rtl w:val="0"/>
-              </w:rPr>
-              <w:t>084009519</w:t>
             </w:r>
             <w:r>
               <w:rPr>
